--- a/PDD/PDD_Processo.docx
+++ b/PDD/PDD_Processo.docx
@@ -132,14 +132,7 @@
           <w:rFonts w:ascii="Calibri" w:hAnsi="Calibri"/>
           <w:sz w:val="24"/>
         </w:rPr>
-        <w:t xml:space="preserve">Luan Vasconcelos </w:t>
-      </w:r>
-      <w:r>
-        <w:rPr>
-          <w:rFonts w:ascii="Calibri" w:hAnsi="Calibri"/>
-          <w:sz w:val="24"/>
-        </w:rPr>
-        <w:t>Pinheiro</w:t>
+        <w:t>Luan Vasconcelos Pinheiro</w:t>
       </w:r>
     </w:p>
     <w:p>
@@ -293,14 +286,7 @@
           <w:rFonts w:ascii="Calibri" w:hAnsi="Calibri"/>
           <w:sz w:val="24"/>
         </w:rPr>
-        <w:t>Ár</w:t>
-      </w:r>
-      <w:r>
-        <w:rPr>
-          <w:rFonts w:ascii="Calibri" w:hAnsi="Calibri"/>
-          <w:sz w:val="24"/>
-        </w:rPr>
-        <w:t>ea demandante: Sourcing — Planejamento de Materiais e Capacidade de Fornecedores</w:t>
+        <w:t>Área demandante: Sourcing — Planejamento de Materiais e Capacidade de Fornecedores</w:t>
       </w:r>
     </w:p>
     <w:p>
@@ -412,14 +398,7 @@
                 <w:rFonts w:ascii="Calibri" w:hAnsi="Calibri"/>
                 <w:sz w:val="20"/>
               </w:rPr>
-              <w:t>Organização da equipe, modelagem BPMN, regras de negócio, relatório técnico, revisão final</w:t>
-            </w:r>
-            <w:r>
-              <w:rPr>
-                <w:rFonts w:ascii="Calibri" w:hAnsi="Calibri"/>
-                <w:sz w:val="20"/>
-              </w:rPr>
-              <w:t xml:space="preserve"> e validação geral</w:t>
+              <w:t>Organização da equipe, modelagem BPMN, regras de negócio, relatório técnico, revisão final e validação geral</w:t>
             </w:r>
           </w:p>
         </w:tc>
@@ -509,14 +488,7 @@
                 <w:rFonts w:ascii="Calibri" w:hAnsi="Calibri"/>
                 <w:sz w:val="20"/>
               </w:rPr>
-              <w:t>Extração dos dados de produção N-FP, leitura dos arquivos de estoque e validação dos campos</w:t>
-            </w:r>
-            <w:r>
-              <w:rPr>
-                <w:rFonts w:ascii="Calibri" w:hAnsi="Calibri"/>
-                <w:sz w:val="20"/>
-              </w:rPr>
-              <w:t xml:space="preserve"> obrigatórios</w:t>
+              <w:t>Extração dos dados de produção N-FP, leitura dos arquivos de estoque e validação dos campos obrigatórios</w:t>
             </w:r>
           </w:p>
         </w:tc>
@@ -613,21 +585,7 @@
           <w:rFonts w:ascii="Calibri" w:hAnsi="Calibri"/>
           <w:sz w:val="24"/>
         </w:rPr>
-        <w:t>A solução desenvolvida corresponde ao ecossistema de Hyperautomation voltado para o s</w:t>
-      </w:r>
-      <w:r>
-        <w:rPr>
-          <w:rFonts w:ascii="Calibri" w:hAnsi="Calibri"/>
-          <w:sz w:val="24"/>
-        </w:rPr>
-        <w:t>etor de Sourcing &amp; Suprimentos da LG Electronics do Brasil. O objetivo do módulo é automatizar completamente a rotina diária de planejamento de necessidades de materiais (MRP), integrando 5 fontes de dados corporativas (Plano de Produção N-FP, Saldo Onhand</w:t>
-      </w:r>
-      <w:r>
-        <w:rPr>
-          <w:rFonts w:ascii="Calibri" w:hAnsi="Calibri"/>
-          <w:sz w:val="24"/>
-        </w:rPr>
-        <w:t xml:space="preserve"> LG, Bill of Materials - BOM no GERP, Delivery Status e Saldo de Estoque de Fornecedores) para gerar e manter atualizada a planilha mestra Master All.</w:t>
+        <w:t>A solução desenvolvida corresponde ao ecossistema de Hyperautomation voltado para o setor de Sourcing &amp; Suprimentos da LG Electronics do Brasil. O objetivo do módulo é automatizar completamente a rotina diária de planejamento de necessidades de materiais (MRP), integrando 5 fontes de dados corporativas (Plano de Produção N-FP, Saldo Onhand LG, Bill of Materials - BOM no GERP, Delivery Status e Saldo de Estoque de Fornecedores) para gerar e manter atualizada a planilha mestra Master All.</w:t>
       </w:r>
     </w:p>
     <w:p>
@@ -644,29 +602,15 @@
           <w:rFonts w:ascii="Calibri" w:hAnsi="Calibri"/>
           <w:sz w:val="24"/>
         </w:rPr>
-        <w:t xml:space="preserve">A automação foi estruturada para eliminar tarefas manuais e repetitivas de extração, recorte temporal de </w:t>
+        <w:t xml:space="preserve">A automação foi estruturada para eliminar tarefas manuais e repetitivas de extração, recorte temporal de calendários (D+13 dias até sábado, expurgo de domingos/feriados, 8 </w:t>
       </w:r>
       <w:r>
         <w:rPr>
           <w:rFonts w:ascii="Calibri" w:hAnsi="Calibri"/>
           <w:sz w:val="24"/>
         </w:rPr>
-        <w:t xml:space="preserve">calendários (D+13 dias até sábado, expurgo de domingos/feriados, 8 </w:t>
-      </w:r>
-      <w:r>
-        <w:rPr>
-          <w:rFonts w:ascii="Calibri" w:hAnsi="Calibri"/>
-          <w:sz w:val="24"/>
-        </w:rPr>
         <w:lastRenderedPageBreak/>
-        <w:t>semanas e visão mensal) e exclusão de colunas em Delivery Status. Além disso, a solução orquestra as 4 macros pesadas do Excel em segundo plano com tratamento de exceções e tolerância a tim</w:t>
-      </w:r>
-      <w:r>
-        <w:rPr>
-          <w:rFonts w:ascii="Calibri" w:hAnsi="Calibri"/>
-          <w:sz w:val="24"/>
-        </w:rPr>
-        <w:t>eouts, executando a validação obrigatória de consistência entre a aba BOM e o Summary Master.</w:t>
+        <w:t>semanas e visão mensal) e exclusão de colunas em Delivery Status. Além disso, a solução orquestra as 4 macros pesadas do Excel em segundo plano com tratamento de exceções e tolerância a timeouts, executando a validação obrigatória de consistência entre a aba BOM e o Summary Master.</w:t>
       </w:r>
     </w:p>
     <w:p>
@@ -683,14 +627,7 @@
           <w:rFonts w:ascii="Calibri" w:hAnsi="Calibri"/>
           <w:sz w:val="24"/>
         </w:rPr>
-        <w:t>O módulo desenvolvido também possui controle de integridade e notificação automatizada no modelo Human-in-the-Loop, liberando 1 FTE em carga horária operacional p</w:t>
-      </w:r>
-      <w:r>
-        <w:rPr>
-          <w:rFonts w:ascii="Calibri" w:hAnsi="Calibri"/>
-          <w:sz w:val="24"/>
-        </w:rPr>
-        <w:t>ara que o gestor Felipe Campelo e os analistas de suprimentos foquem em análises táticas, compras estratégicas e negociação de capacidades com fornecedores.</w:t>
+        <w:t>O módulo desenvolvido também possui controle de integridade e notificação automatizada no modelo Human-in-the-Loop, liberando 1 FTE em carga horária operacional para que o gestor Felipe Campelo e os analistas de suprimentos foquem em análises táticas, compras estratégicas e negociação de capacidades com fornecedores.</w:t>
       </w:r>
     </w:p>
     <w:p>
@@ -746,7 +683,7 @@
           <w:rFonts w:ascii="Calibri" w:hAnsi="Calibri"/>
           <w:sz w:val="24"/>
         </w:rPr>
-        <w:t xml:space="preserve"> de negócio </w:t>
+        <w:t xml:space="preserve"> de </w:t>
       </w:r>
       <w:proofErr w:type="spellStart"/>
       <w:r>
@@ -754,6 +691,22 @@
           <w:rFonts w:ascii="Calibri" w:hAnsi="Calibri"/>
           <w:sz w:val="24"/>
         </w:rPr>
+        <w:t>negócio</w:t>
+      </w:r>
+      <w:proofErr w:type="spellEnd"/>
+      <w:r>
+        <w:rPr>
+          <w:rFonts w:ascii="Calibri" w:hAnsi="Calibri"/>
+          <w:sz w:val="24"/>
+        </w:rPr>
+        <w:t xml:space="preserve"> </w:t>
+      </w:r>
+      <w:proofErr w:type="spellStart"/>
+      <w:r>
+        <w:rPr>
+          <w:rFonts w:ascii="Calibri" w:hAnsi="Calibri"/>
+          <w:sz w:val="24"/>
+        </w:rPr>
         <w:t>identificadas</w:t>
       </w:r>
       <w:proofErr w:type="spellEnd"/>
@@ -769,14 +722,23 @@
           <w:rFonts w:ascii="Calibri" w:hAnsi="Calibri"/>
           <w:sz w:val="24"/>
         </w:rPr>
-        <w:t xml:space="preserve"> no desenvolvimento do processo de MR</w:t>
-      </w:r>
+        <w:t xml:space="preserve"> no </w:t>
+      </w:r>
+      <w:proofErr w:type="spellStart"/>
       <w:r>
         <w:rPr>
           <w:rFonts w:ascii="Calibri" w:hAnsi="Calibri"/>
           <w:sz w:val="24"/>
         </w:rPr>
-        <w:t xml:space="preserve">P em Suprimentos da LG Electronics, </w:t>
+        <w:t>desenvolvimento</w:t>
+      </w:r>
+      <w:proofErr w:type="spellEnd"/>
+      <w:r>
+        <w:rPr>
+          <w:rFonts w:ascii="Calibri" w:hAnsi="Calibri"/>
+          <w:sz w:val="24"/>
+        </w:rPr>
+        <w:t xml:space="preserve"> do processo de MRP em Suprimentos da LG Electronics, </w:t>
       </w:r>
       <w:proofErr w:type="spellStart"/>
       <w:r>
@@ -825,14 +787,7 @@
           <w:b/>
           <w:sz w:val="24"/>
         </w:rPr>
-        <w:t>3</w:t>
-      </w:r>
-      <w:r>
-        <w:rPr>
-          <w:b/>
-          <w:sz w:val="24"/>
-        </w:rPr>
-        <w:t xml:space="preserve">.1Requisitos </w:t>
+        <w:t xml:space="preserve">3.1Requisitos </w:t>
       </w:r>
       <w:proofErr w:type="spellStart"/>
       <w:r>
@@ -1025,13 +980,7 @@
         <w:rPr>
           <w:sz w:val="24"/>
         </w:rPr>
-        <w:t xml:space="preserve"> e-mai</w:t>
-      </w:r>
-      <w:r>
-        <w:rPr>
-          <w:sz w:val="24"/>
-        </w:rPr>
-        <w:t xml:space="preserve">l e </w:t>
+        <w:t xml:space="preserve"> e-mail e </w:t>
       </w:r>
       <w:proofErr w:type="spellStart"/>
       <w:r>
@@ -1186,13 +1135,7 @@
         <w:rPr>
           <w:sz w:val="24"/>
         </w:rPr>
-        <w:t>pr</w:t>
-      </w:r>
-      <w:r>
-        <w:rPr>
-          <w:sz w:val="24"/>
-        </w:rPr>
-        <w:t>óxima</w:t>
+        <w:t>próxima</w:t>
       </w:r>
       <w:proofErr w:type="spellEnd"/>
       <w:r>
@@ -1573,13 +1516,7 @@
         <w:rPr>
           <w:sz w:val="24"/>
         </w:rPr>
-        <w:t>de</w:t>
-      </w:r>
-      <w:r>
-        <w:rPr>
-          <w:sz w:val="24"/>
-        </w:rPr>
-        <w:t>ve</w:t>
+        <w:t>deve</w:t>
       </w:r>
       <w:proofErr w:type="spellEnd"/>
       <w:r>
@@ -1628,13 +1565,7 @@
         <w:rPr>
           <w:sz w:val="24"/>
         </w:rPr>
-        <w:t xml:space="preserve"> do </w:t>
-      </w:r>
-      <w:r>
-        <w:rPr>
-          <w:sz w:val="24"/>
-        </w:rPr>
-        <w:t xml:space="preserve">N-FP a </w:t>
+        <w:t xml:space="preserve"> do N-FP a </w:t>
       </w:r>
       <w:proofErr w:type="spellStart"/>
       <w:r>
@@ -1678,8 +1609,16 @@
         <w:rPr>
           <w:sz w:val="24"/>
         </w:rPr>
-        <w:t xml:space="preserve"> aba "Delivery Status",</w:t>
-      </w:r>
+        <w:t xml:space="preserve"> aba "Delivery Status", </w:t>
+      </w:r>
+      <w:proofErr w:type="spellStart"/>
+      <w:r>
+        <w:rPr>
+          <w:sz w:val="24"/>
+        </w:rPr>
+        <w:t>deve</w:t>
+      </w:r>
+      <w:proofErr w:type="spellEnd"/>
       <w:r>
         <w:rPr>
           <w:sz w:val="24"/>
@@ -1691,13 +1630,55 @@
         <w:rPr>
           <w:sz w:val="24"/>
         </w:rPr>
-        <w:t>deve</w:t>
+        <w:t>excluir</w:t>
       </w:r>
       <w:proofErr w:type="spellEnd"/>
       <w:r>
         <w:rPr>
           <w:sz w:val="24"/>
         </w:rPr>
+        <w:t xml:space="preserve"> as </w:t>
+      </w:r>
+      <w:proofErr w:type="spellStart"/>
+      <w:r>
+        <w:rPr>
+          <w:sz w:val="24"/>
+        </w:rPr>
+        <w:t>colunas</w:t>
+      </w:r>
+      <w:proofErr w:type="spellEnd"/>
+      <w:r>
+        <w:rPr>
+          <w:sz w:val="24"/>
+        </w:rPr>
+        <w:t xml:space="preserve"> de "C" (Org) a "AV" (</w:t>
+      </w:r>
+      <w:proofErr w:type="spellStart"/>
+      <w:r>
+        <w:rPr>
+          <w:sz w:val="24"/>
+        </w:rPr>
+        <w:t>Notas</w:t>
+      </w:r>
+      <w:proofErr w:type="spellEnd"/>
+      <w:r>
+        <w:rPr>
+          <w:sz w:val="24"/>
+        </w:rPr>
+        <w:t xml:space="preserve"> NO); e </w:t>
+      </w:r>
+      <w:proofErr w:type="spellStart"/>
+      <w:r>
+        <w:rPr>
+          <w:sz w:val="24"/>
+        </w:rPr>
+        <w:t>copiar</w:t>
+      </w:r>
+      <w:proofErr w:type="spellEnd"/>
+      <w:r>
+        <w:rPr>
+          <w:sz w:val="24"/>
+        </w:rPr>
         <w:t xml:space="preserve"> </w:t>
       </w:r>
       <w:proofErr w:type="spellStart"/>
@@ -1705,117 +1686,49 @@
         <w:rPr>
           <w:sz w:val="24"/>
         </w:rPr>
-        <w:t>excluir</w:t>
+        <w:t>integralmente</w:t>
       </w:r>
       <w:proofErr w:type="spellEnd"/>
       <w:r>
         <w:rPr>
           <w:sz w:val="24"/>
         </w:rPr>
-        <w:t xml:space="preserve"> as </w:t>
+        <w:t xml:space="preserve"> </w:t>
       </w:r>
       <w:proofErr w:type="spellStart"/>
       <w:r>
         <w:rPr>
           <w:sz w:val="24"/>
         </w:rPr>
-        <w:t>colunas</w:t>
+        <w:t>os</w:t>
       </w:r>
       <w:proofErr w:type="spellEnd"/>
       <w:r>
         <w:rPr>
           <w:sz w:val="24"/>
         </w:rPr>
-        <w:t xml:space="preserve"> de "C" </w:t>
-      </w:r>
-      <w:r>
-        <w:rPr>
-          <w:sz w:val="24"/>
-        </w:rPr>
-        <w:t>(Org) a "AV" (</w:t>
+        <w:t xml:space="preserve"> dados de </w:t>
       </w:r>
       <w:proofErr w:type="spellStart"/>
       <w:r>
         <w:rPr>
           <w:sz w:val="24"/>
         </w:rPr>
-        <w:t>Notas</w:t>
+        <w:t>Onhand</w:t>
       </w:r>
       <w:proofErr w:type="spellEnd"/>
       <w:r>
         <w:rPr>
           <w:sz w:val="24"/>
         </w:rPr>
-        <w:t xml:space="preserve"> NO); e </w:t>
+        <w:t xml:space="preserve"> para </w:t>
       </w:r>
       <w:proofErr w:type="spellStart"/>
       <w:r>
         <w:rPr>
           <w:sz w:val="24"/>
         </w:rPr>
-        <w:t>copiar</w:t>
-      </w:r>
-      <w:proofErr w:type="spellEnd"/>
-      <w:r>
-        <w:rPr>
-          <w:sz w:val="24"/>
-        </w:rPr>
-        <w:t xml:space="preserve"> </w:t>
-      </w:r>
-      <w:proofErr w:type="spellStart"/>
-      <w:r>
-        <w:rPr>
-          <w:sz w:val="24"/>
-        </w:rPr>
-        <w:t>integralmente</w:t>
-      </w:r>
-      <w:proofErr w:type="spellEnd"/>
-      <w:r>
-        <w:rPr>
-          <w:sz w:val="24"/>
-        </w:rPr>
-        <w:t xml:space="preserve"> </w:t>
-      </w:r>
-      <w:proofErr w:type="spellStart"/>
-      <w:r>
-        <w:rPr>
-          <w:sz w:val="24"/>
-        </w:rPr>
-        <w:t>os</w:t>
-      </w:r>
-      <w:proofErr w:type="spellEnd"/>
-      <w:r>
-        <w:rPr>
-          <w:sz w:val="24"/>
-        </w:rPr>
-        <w:t xml:space="preserve"> dados de </w:t>
-      </w:r>
-      <w:proofErr w:type="spellStart"/>
-      <w:r>
-        <w:rPr>
-          <w:sz w:val="24"/>
-        </w:rPr>
-        <w:t>Onhand</w:t>
-      </w:r>
-      <w:proofErr w:type="spellEnd"/>
-      <w:r>
-        <w:rPr>
-          <w:sz w:val="24"/>
-        </w:rPr>
-        <w:t xml:space="preserve"> para </w:t>
-      </w:r>
-      <w:proofErr w:type="spellStart"/>
-      <w:r>
-        <w:rPr>
-          <w:sz w:val="24"/>
-        </w:rPr>
-        <w:t>su</w:t>
-      </w:r>
-      <w:r>
-        <w:rPr>
-          <w:sz w:val="24"/>
-        </w:rPr>
-        <w:t>a</w:t>
+        <w:t>sua</w:t>
       </w:r>
       <w:proofErr w:type="spellEnd"/>
       <w:r>
@@ -1885,13 +1798,7 @@
         <w:rPr>
           <w:sz w:val="24"/>
         </w:rPr>
-        <w:t xml:space="preserve"> a</w:t>
-      </w:r>
-      <w:r>
-        <w:rPr>
-          <w:sz w:val="24"/>
-        </w:rPr>
-        <w:t xml:space="preserve">s macros da </w:t>
+        <w:t xml:space="preserve"> as macros da </w:t>
       </w:r>
       <w:proofErr w:type="spellStart"/>
       <w:r>
@@ -1933,13 +1840,7 @@
         <w:rPr>
           <w:sz w:val="24"/>
         </w:rPr>
-        <w:t xml:space="preserve"> nova BOM: 1o Update BOM &gt;</w:t>
-      </w:r>
-      <w:r>
-        <w:rPr>
-          <w:sz w:val="24"/>
-        </w:rPr>
-        <w:t xml:space="preserve"> 2o </w:t>
+        <w:t xml:space="preserve"> nova BOM: 1o Update BOM &gt; 2o </w:t>
       </w:r>
       <w:proofErr w:type="spellStart"/>
       <w:r>
@@ -1953,13 +1854,7 @@
         <w:rPr>
           <w:sz w:val="24"/>
         </w:rPr>
-        <w:t xml:space="preserve"> Summary Master &gt; 3o </w:t>
-      </w:r>
-      <w:r>
-        <w:rPr>
-          <w:sz w:val="24"/>
-        </w:rPr>
-        <w:t xml:space="preserve">Update </w:t>
+        <w:t xml:space="preserve"> Summary Master &gt; 3o Update </w:t>
       </w:r>
       <w:proofErr w:type="spellStart"/>
       <w:r>
@@ -1989,13 +1884,7 @@
         <w:rPr>
           <w:sz w:val="24"/>
         </w:rPr>
-        <w:t xml:space="preserve"> nova BO</w:t>
-      </w:r>
-      <w:r>
-        <w:rPr>
-          <w:sz w:val="24"/>
-        </w:rPr>
-        <w:t xml:space="preserve">M: 1o Update </w:t>
+        <w:t xml:space="preserve"> nova BOM: 1o Update </w:t>
       </w:r>
       <w:proofErr w:type="spellStart"/>
       <w:r>
@@ -2009,13 +1898,7 @@
         <w:rPr>
           <w:sz w:val="24"/>
         </w:rPr>
-        <w:t xml:space="preserve"> &gt; 2o Update </w:t>
-      </w:r>
-      <w:r>
-        <w:rPr>
-          <w:sz w:val="24"/>
-        </w:rPr>
-        <w:t>Plan.</w:t>
+        <w:t xml:space="preserve"> &gt; 2o Update Plan.</w:t>
       </w:r>
     </w:p>
     <w:p>
@@ -2078,13 +1961,7 @@
         <w:rPr>
           <w:sz w:val="24"/>
         </w:rPr>
-        <w:t xml:space="preserve"> a 1a "Master </w:t>
-      </w:r>
-      <w:r>
-        <w:rPr>
-          <w:sz w:val="24"/>
-        </w:rPr>
-        <w:t xml:space="preserve">All" </w:t>
+        <w:t xml:space="preserve"> a 1a "Master All" </w:t>
       </w:r>
       <w:proofErr w:type="spellStart"/>
       <w:r>
@@ -2126,13 +2003,7 @@
         <w:rPr>
           <w:sz w:val="24"/>
         </w:rPr>
-        <w:t xml:space="preserve"> aba </w:t>
-      </w:r>
-      <w:r>
-        <w:rPr>
-          <w:sz w:val="24"/>
-        </w:rPr>
-        <w:t xml:space="preserve">"Delivery Status" a </w:t>
+        <w:t xml:space="preserve"> aba "Delivery Status" a </w:t>
       </w:r>
       <w:proofErr w:type="spellStart"/>
       <w:r>
@@ -2181,13 +2052,7 @@
         <w:rPr>
           <w:sz w:val="24"/>
         </w:rPr>
-        <w:t>atu</w:t>
-      </w:r>
-      <w:r>
-        <w:rPr>
-          <w:sz w:val="24"/>
-        </w:rPr>
-        <w:t>alização</w:t>
+        <w:t>atualização</w:t>
       </w:r>
       <w:proofErr w:type="spellEnd"/>
       <w:r>
@@ -2208,13 +2073,7 @@
         <w:rPr>
           <w:sz w:val="24"/>
         </w:rPr>
-        <w:t xml:space="preserve"> a data da aba </w:t>
-      </w:r>
-      <w:r>
-        <w:rPr>
-          <w:sz w:val="24"/>
-        </w:rPr>
-        <w:t>"BOM" com a aba "Summary".</w:t>
+        <w:t xml:space="preserve"> a data da aba "BOM" com a aba "Summary".</w:t>
       </w:r>
     </w:p>
     <w:p>
@@ -2298,13 +2157,7 @@
         <w:rPr>
           <w:sz w:val="24"/>
         </w:rPr>
-        <w:t>capacidad</w:t>
-      </w:r>
-      <w:r>
-        <w:rPr>
-          <w:sz w:val="24"/>
-        </w:rPr>
-        <w:t>e</w:t>
+        <w:t>capacidade</w:t>
       </w:r>
       <w:proofErr w:type="spellEnd"/>
       <w:r>
@@ -2444,13 +2297,7 @@
         <w:rPr>
           <w:b/>
         </w:rPr>
-        <w:t>3</w:t>
-      </w:r>
-      <w:r>
-        <w:rPr>
-          <w:b/>
-        </w:rPr>
-        <w:t xml:space="preserve">.2. </w:t>
+        <w:t xml:space="preserve">3.2. </w:t>
       </w:r>
       <w:proofErr w:type="spellStart"/>
       <w:r>
@@ -2526,13 +2373,7 @@
         <w:rPr>
           <w:sz w:val="24"/>
         </w:rPr>
-        <w:t xml:space="preserve"> da 1</w:t>
-      </w:r>
-      <w:r>
-        <w:rPr>
-          <w:sz w:val="24"/>
-        </w:rPr>
-        <w:t xml:space="preserve">a Master </w:t>
+        <w:t xml:space="preserve"> da 1a Master </w:t>
       </w:r>
       <w:proofErr w:type="spellStart"/>
       <w:r>
@@ -2644,19 +2485,7 @@
         <w:rPr>
           <w:sz w:val="24"/>
         </w:rPr>
-        <w:t xml:space="preserve"> de macro (20 min para Summary e</w:t>
-      </w:r>
-      <w:r>
-        <w:rPr>
-          <w:sz w:val="24"/>
-        </w:rPr>
-        <w:t xml:space="preserve"> 12 </w:t>
-      </w:r>
-      <w:r>
-        <w:rPr>
-          <w:sz w:val="24"/>
-        </w:rPr>
-        <w:t xml:space="preserve">min para Plan) </w:t>
+        <w:t xml:space="preserve"> de macro (20 min para Summary e 12 min para Plan) </w:t>
       </w:r>
       <w:proofErr w:type="spellStart"/>
       <w:proofErr w:type="gramStart"/>
@@ -2893,13 +2722,7 @@
         <w:rPr>
           <w:sz w:val="24"/>
         </w:rPr>
-        <w:t>f</w:t>
-      </w:r>
-      <w:r>
-        <w:rPr>
-          <w:sz w:val="24"/>
-        </w:rPr>
-        <w:t>ocado</w:t>
+        <w:t>focado</w:t>
       </w:r>
       <w:proofErr w:type="spellEnd"/>
       <w:r>
@@ -3128,13 +2951,7 @@
         <w:rPr>
           <w:sz w:val="24"/>
         </w:rPr>
-        <w:t xml:space="preserve"> </w:t>
-      </w:r>
-      <w:r>
-        <w:rPr>
-          <w:sz w:val="24"/>
-        </w:rPr>
-        <w:t xml:space="preserve">logs </w:t>
+        <w:t xml:space="preserve"> logs </w:t>
       </w:r>
       <w:proofErr w:type="spellStart"/>
       <w:r>
@@ -3259,81 +3076,275 @@
           <w:b/>
           <w:sz w:val="26"/>
         </w:rPr>
-        <w:t>4</w:t>
-      </w:r>
+        <w:t>4. Diagrama BPMN</w:t>
+      </w:r>
+    </w:p>
+    <w:p>
+      <w:pPr>
+        <w:spacing w:after="40"/>
+        <w:rPr>
+          <w:rFonts w:ascii="Calibri" w:hAnsi="Calibri"/>
+          <w:b/>
+          <w:sz w:val="21"/>
+        </w:rPr>
+      </w:pPr>
+      <w:r>
+        <w:rPr>
+          <w:rFonts w:ascii="Calibri" w:hAnsi="Calibri"/>
+          <w:b/>
+          <w:sz w:val="21"/>
+        </w:rPr>
+        <w:t xml:space="preserve">Figura 1 — BPMN do Processo: Automação do Processo de MRP </w:t>
+      </w:r>
+      <w:proofErr w:type="spellStart"/>
+      <w:r>
+        <w:rPr>
+          <w:rFonts w:ascii="Calibri" w:hAnsi="Calibri"/>
+          <w:b/>
+          <w:sz w:val="21"/>
+        </w:rPr>
+        <w:t>em</w:t>
+      </w:r>
+      <w:proofErr w:type="spellEnd"/>
+      <w:r>
+        <w:rPr>
+          <w:rFonts w:ascii="Calibri" w:hAnsi="Calibri"/>
+          <w:b/>
+          <w:sz w:val="21"/>
+        </w:rPr>
+        <w:t xml:space="preserve"> </w:t>
+      </w:r>
+      <w:proofErr w:type="spellStart"/>
+      <w:r>
+        <w:rPr>
+          <w:rFonts w:ascii="Calibri" w:hAnsi="Calibri"/>
+          <w:b/>
+          <w:sz w:val="21"/>
+        </w:rPr>
+        <w:t>Suprimentos</w:t>
+      </w:r>
+      <w:proofErr w:type="spellEnd"/>
+      <w:r>
+        <w:rPr>
+          <w:rFonts w:ascii="Calibri" w:hAnsi="Calibri"/>
+          <w:b/>
+          <w:sz w:val="21"/>
+        </w:rPr>
+        <w:t xml:space="preserve"> da LG Electronics.</w:t>
+      </w:r>
+    </w:p>
+    <w:p>
+      <w:pPr>
+        <w:spacing w:after="40"/>
+      </w:pPr>
+      <w:bookmarkStart w:id="0" w:name="_GoBack"/>
+      <w:r>
+        <w:rPr>
+          <w:noProof/>
+          <w:lang w:val="pt-BR" w:eastAsia="pt-BR"/>
+        </w:rPr>
+        <w:drawing>
+          <wp:inline distT="0" distB="0" distL="0" distR="0">
+            <wp:extent cx="6003711" cy="2297574"/>
+            <wp:effectExtent l="0" t="0" r="0" b="7620"/>
+            <wp:docPr id="1" name="Imagem 1"/>
+            <wp:cNvGraphicFramePr>
+              <a:graphicFrameLocks xmlns:a="http://schemas.openxmlformats.org/drawingml/2006/main" noChangeAspect="1"/>
+            </wp:cNvGraphicFramePr>
+            <a:graphic xmlns:a="http://schemas.openxmlformats.org/drawingml/2006/main">
+              <a:graphicData uri="http://schemas.openxmlformats.org/drawingml/2006/picture">
+                <pic:pic xmlns:pic="http://schemas.openxmlformats.org/drawingml/2006/picture">
+                  <pic:nvPicPr>
+                    <pic:cNvPr id="1" name="BPMN AS-IS e TO-BE-BPMN TO-BE.drawio.png"/>
+                    <pic:cNvPicPr/>
+                  </pic:nvPicPr>
+                  <pic:blipFill>
+                    <a:blip r:embed="rId6">
+                      <a:extLst>
+                        <a:ext uri="{28A0092B-C50C-407E-A947-70E740481C1C}">
+                          <a14:useLocalDpi xmlns:a14="http://schemas.microsoft.com/office/drawing/2010/main" val="0"/>
+                        </a:ext>
+                      </a:extLst>
+                    </a:blip>
+                    <a:stretch>
+                      <a:fillRect/>
+                    </a:stretch>
+                  </pic:blipFill>
+                  <pic:spPr>
+                    <a:xfrm>
+                      <a:off x="0" y="0"/>
+                      <a:ext cx="6023068" cy="2304982"/>
+                    </a:xfrm>
+                    <a:prstGeom prst="rect">
+                      <a:avLst/>
+                    </a:prstGeom>
+                  </pic:spPr>
+                </pic:pic>
+              </a:graphicData>
+            </a:graphic>
+          </wp:inline>
+        </w:drawing>
+      </w:r>
+      <w:bookmarkEnd w:id="0"/>
+    </w:p>
+    <w:p>
+      <w:pPr>
+        <w:spacing w:after="120"/>
+      </w:pPr>
+      <w:r>
+        <w:rPr>
+          <w:rFonts w:ascii="Calibri" w:hAnsi="Calibri"/>
+          <w:i/>
+          <w:sz w:val="19"/>
+        </w:rPr>
+        <w:t>Fonte: Elaborado pela equipe, 2026.</w:t>
+      </w:r>
+    </w:p>
+    <w:p>
+      <w:pPr>
+        <w:spacing w:after="80"/>
+      </w:pPr>
+      <w:r>
+        <w:rPr>
+          <w:rFonts w:ascii="Calibri" w:hAnsi="Calibri"/>
+          <w:b/>
+        </w:rPr>
+        <w:t>Descrição do fluxo:</w:t>
+      </w:r>
+    </w:p>
+    <w:p>
+      <w:pPr>
+        <w:spacing w:after="120"/>
+        <w:ind w:firstLine="720"/>
+        <w:jc w:val="both"/>
+        <w:rPr>
+          <w:sz w:val="24"/>
+        </w:rPr>
+      </w:pPr>
+      <w:r>
+        <w:rPr>
+          <w:rFonts w:ascii="Calibri" w:hAnsi="Calibri"/>
+          <w:sz w:val="24"/>
+        </w:rPr>
+        <w:t>O fluxo BPMN representa a transição completa do processo de Planejamento de Necessidades de Materiais (MRP) da LG Electronics. O processo é disparado pontualmente às 07:30h da manhã pelo gatilho diário do orquestrador RPA, além de contar com um gatilho recorrente a cada 20 minutos para sincronização de entregas. Na Fase 1, bots automatizados em Python (Playwright e IMAP) extraem os dados oficiais no Oracle GERP, diretórios compartilhados e e-mails de fornecedores. Na Fase 2, uma engine matricial baseada na biblioteca Pandas realiza o tratamento e higienização temporal (recorte D+13 dias até sábado, expurgo de domingos/feriados, 8 semanas e exclusão vetorial de colunas C</w:t>
+      </w:r>
+      <w:proofErr w:type="gramStart"/>
+      <w:r>
+        <w:rPr>
+          <w:rFonts w:ascii="Calibri" w:hAnsi="Calibri"/>
+          <w:sz w:val="24"/>
+        </w:rPr>
+        <w:t>:AV</w:t>
+      </w:r>
+      <w:proofErr w:type="gramEnd"/>
+      <w:r>
+        <w:rPr>
+          <w:rFonts w:ascii="Calibri" w:hAnsi="Calibri"/>
+          <w:sz w:val="24"/>
+        </w:rPr>
+        <w:t xml:space="preserve"> </w:t>
+      </w:r>
+      <w:proofErr w:type="spellStart"/>
+      <w:r>
+        <w:rPr>
+          <w:rFonts w:ascii="Calibri" w:hAnsi="Calibri"/>
+          <w:sz w:val="24"/>
+        </w:rPr>
+        <w:t>em</w:t>
+      </w:r>
+      <w:proofErr w:type="spellEnd"/>
+      <w:r>
+        <w:rPr>
+          <w:rFonts w:ascii="Calibri" w:hAnsi="Calibri"/>
+          <w:sz w:val="24"/>
+        </w:rPr>
+        <w:t xml:space="preserve"> Delivery) </w:t>
+      </w:r>
+      <w:proofErr w:type="spellStart"/>
+      <w:r>
+        <w:rPr>
+          <w:rFonts w:ascii="Calibri" w:hAnsi="Calibri"/>
+          <w:sz w:val="24"/>
+        </w:rPr>
+        <w:t>em</w:t>
+      </w:r>
+      <w:proofErr w:type="spellEnd"/>
+      <w:r>
+        <w:rPr>
+          <w:rFonts w:ascii="Calibri" w:hAnsi="Calibri"/>
+          <w:sz w:val="24"/>
+        </w:rPr>
+        <w:t xml:space="preserve"> </w:t>
+      </w:r>
+      <w:proofErr w:type="spellStart"/>
+      <w:r>
+        <w:rPr>
+          <w:rFonts w:ascii="Calibri" w:hAnsi="Calibri"/>
+          <w:sz w:val="24"/>
+        </w:rPr>
+        <w:t>frações</w:t>
+      </w:r>
+      <w:proofErr w:type="spellEnd"/>
+      <w:r>
+        <w:rPr>
+          <w:rFonts w:ascii="Calibri" w:hAnsi="Calibri"/>
+          <w:sz w:val="24"/>
+        </w:rPr>
+        <w:t xml:space="preserve"> de </w:t>
+      </w:r>
+      <w:proofErr w:type="spellStart"/>
+      <w:r>
+        <w:rPr>
+          <w:rFonts w:ascii="Calibri" w:hAnsi="Calibri"/>
+          <w:sz w:val="24"/>
+        </w:rPr>
+        <w:t>segundo</w:t>
+      </w:r>
+      <w:proofErr w:type="spellEnd"/>
+      <w:r>
+        <w:rPr>
+          <w:rFonts w:ascii="Calibri" w:hAnsi="Calibri"/>
+          <w:sz w:val="24"/>
+        </w:rPr>
+        <w:t>.</w:t>
+      </w:r>
+    </w:p>
+    <w:p>
+      <w:pPr>
+        <w:spacing w:after="120"/>
+        <w:ind w:firstLine="720"/>
+        <w:jc w:val="both"/>
+        <w:rPr>
+          <w:sz w:val="24"/>
+        </w:rPr>
+      </w:pPr>
+      <w:r>
+        <w:rPr>
+          <w:rFonts w:ascii="Calibri" w:hAnsi="Calibri"/>
+          <w:sz w:val="24"/>
+        </w:rPr>
+        <w:t xml:space="preserve">Em seguida, na Fase 3 e 4, os dados tratados são injetados na planilha Master All via openpyxl e o robô executa a cadeia ordenada de macros VBA. Caso haja nova versão de BOM </w:t>
+      </w:r>
+      <w:r>
+        <w:rPr>
+          <w:rFonts w:ascii="Calibri" w:hAnsi="Calibri"/>
+          <w:sz w:val="24"/>
+        </w:rPr>
+        <w:lastRenderedPageBreak/>
+        <w:t>liberada pela engenharia, o robô executa a sequência completa (Update BOM, Formatar Summary Master, Update Onhand e Update Plan). Caso contrário, executa a sequência padrão (Update Onhand e Update Plan). Na Fase 5, um gateway de decisão valida se a data da aba BOM coincide exatamente com a data da aba Summary Master. Sendo consistente, os relatórios de capacidade diários, semanais e mensais são gerados e publicados automaticamente. Na Fase 6, o gestor Felipe Campelo e os analistas atuam no modelo Human-in-the-Loop para tomada de decisões estratégicas de aquisição.</w:t>
+      </w:r>
+    </w:p>
+    <w:p>
+      <w:pPr>
+        <w:spacing w:before="240" w:after="120"/>
+      </w:pPr>
       <w:r>
         <w:rPr>
           <w:rFonts w:ascii="Calibri" w:hAnsi="Calibri"/>
           <w:b/>
           <w:sz w:val="26"/>
         </w:rPr>
-        <w:t>. Diagrama BPMN</w:t>
-      </w:r>
-    </w:p>
-    <w:p>
-      <w:pPr>
-        <w:spacing w:after="40"/>
-        <w:rPr>
-          <w:rFonts w:ascii="Calibri" w:hAnsi="Calibri"/>
-          <w:b/>
-          <w:sz w:val="21"/>
-        </w:rPr>
-      </w:pPr>
-      <w:r>
-        <w:rPr>
-          <w:rFonts w:ascii="Calibri" w:hAnsi="Calibri"/>
-          <w:b/>
-          <w:sz w:val="21"/>
-        </w:rPr>
-        <w:t xml:space="preserve">Figura 1 — BPMN do Processo: Automação do Processo de MRP em </w:t>
-      </w:r>
-      <w:proofErr w:type="spellStart"/>
-      <w:r>
-        <w:rPr>
-          <w:rFonts w:ascii="Calibri" w:hAnsi="Calibri"/>
-          <w:b/>
-          <w:sz w:val="21"/>
-        </w:rPr>
-        <w:t>Suprimentos</w:t>
-      </w:r>
-      <w:proofErr w:type="spellEnd"/>
-      <w:r>
-        <w:rPr>
-          <w:rFonts w:ascii="Calibri" w:hAnsi="Calibri"/>
-          <w:b/>
-          <w:sz w:val="21"/>
-        </w:rPr>
-        <w:t xml:space="preserve"> da LG Electronics.</w:t>
-      </w:r>
-    </w:p>
-    <w:p>
-      <w:pPr>
-        <w:spacing w:after="40"/>
-      </w:pPr>
-    </w:p>
-    <w:p>
-      <w:pPr>
-        <w:spacing w:after="120"/>
-      </w:pPr>
-      <w:r>
-        <w:rPr>
-          <w:rFonts w:ascii="Calibri" w:hAnsi="Calibri"/>
-          <w:i/>
-          <w:sz w:val="19"/>
-        </w:rPr>
-        <w:t>Fonte: Elaborado pela equipe, 2026.</w:t>
-      </w:r>
-    </w:p>
-    <w:p>
-      <w:pPr>
-        <w:spacing w:after="80"/>
-      </w:pPr>
-      <w:r>
-        <w:rPr>
-          <w:rFonts w:ascii="Calibri" w:hAnsi="Calibri"/>
-          <w:b/>
-        </w:rPr>
-        <w:t>Descrição do fluxo:</w:t>
+        <w:t>5. Processo AS-IS</w:t>
       </w:r>
     </w:p>
     <w:p>
@@ -3350,92 +3361,7 @@
           <w:rFonts w:ascii="Calibri" w:hAnsi="Calibri"/>
           <w:sz w:val="24"/>
         </w:rPr>
-        <w:t xml:space="preserve">O fluxo BPMN representa a transição completa do processo de </w:t>
-      </w:r>
-      <w:r>
-        <w:rPr>
-          <w:rFonts w:ascii="Calibri" w:hAnsi="Calibri"/>
-          <w:sz w:val="24"/>
-        </w:rPr>
-        <w:t>Planejamento de Necessidades de Materiais (MRP) da LG Electronics. O processo é disparado pontualmente às 07:30h da manhã pelo gatilho diário do orquestrador RPA, além de contar com um gatilho recorrente a cada 20 minutos para sincronização de entregas. Na</w:t>
-      </w:r>
-      <w:r>
-        <w:rPr>
-          <w:rFonts w:ascii="Calibri" w:hAnsi="Calibri"/>
-          <w:sz w:val="24"/>
-        </w:rPr>
-        <w:t xml:space="preserve"> Fase 1, bots automatizados em Python (Playwright e IMAP) extraem os dados oficiais no Oracle GERP, diretórios compartilhados e e-mails de fornecedores. Na Fase 2, uma engine matricial baseada na biblioteca Pandas realiza o tratamento e higienização tempor</w:t>
-      </w:r>
-      <w:r>
-        <w:rPr>
-          <w:rFonts w:ascii="Calibri" w:hAnsi="Calibri"/>
-          <w:sz w:val="24"/>
-        </w:rPr>
-        <w:t>al (recorte D+13 dias até sábado, expurgo de domingos/feriados, 8 semanas e exclusão vetorial de colunas C</w:t>
-      </w:r>
-      <w:proofErr w:type="gramStart"/>
-      <w:r>
-        <w:rPr>
-          <w:rFonts w:ascii="Calibri" w:hAnsi="Calibri"/>
-          <w:sz w:val="24"/>
-        </w:rPr>
-        <w:t>:AV</w:t>
-      </w:r>
-      <w:proofErr w:type="gramEnd"/>
-      <w:r>
-        <w:rPr>
-          <w:rFonts w:ascii="Calibri" w:hAnsi="Calibri"/>
-          <w:sz w:val="24"/>
-        </w:rPr>
-        <w:t xml:space="preserve"> em Delivery) </w:t>
-      </w:r>
-      <w:proofErr w:type="spellStart"/>
-      <w:r>
-        <w:rPr>
-          <w:rFonts w:ascii="Calibri" w:hAnsi="Calibri"/>
-          <w:sz w:val="24"/>
-        </w:rPr>
-        <w:t>em</w:t>
-      </w:r>
-      <w:proofErr w:type="spellEnd"/>
-      <w:r>
-        <w:rPr>
-          <w:rFonts w:ascii="Calibri" w:hAnsi="Calibri"/>
-          <w:sz w:val="24"/>
-        </w:rPr>
-        <w:t xml:space="preserve"> </w:t>
-      </w:r>
-      <w:proofErr w:type="spellStart"/>
-      <w:r>
-        <w:rPr>
-          <w:rFonts w:ascii="Calibri" w:hAnsi="Calibri"/>
-          <w:sz w:val="24"/>
-        </w:rPr>
-        <w:t>frações</w:t>
-      </w:r>
-      <w:proofErr w:type="spellEnd"/>
-      <w:r>
-        <w:rPr>
-          <w:rFonts w:ascii="Calibri" w:hAnsi="Calibri"/>
-          <w:sz w:val="24"/>
-        </w:rPr>
-        <w:t xml:space="preserve"> de </w:t>
-      </w:r>
-      <w:proofErr w:type="spellStart"/>
-      <w:r>
-        <w:rPr>
-          <w:rFonts w:ascii="Calibri" w:hAnsi="Calibri"/>
-          <w:sz w:val="24"/>
-        </w:rPr>
-        <w:t>segundo</w:t>
-      </w:r>
-      <w:proofErr w:type="spellEnd"/>
-      <w:r>
-        <w:rPr>
-          <w:rFonts w:ascii="Calibri" w:hAnsi="Calibri"/>
-          <w:sz w:val="24"/>
-        </w:rPr>
-        <w:t>.</w:t>
+        <w:t>No cenário AS-IS, o setor de Suprimentos realiza manualmente todo o processo de consolidação de dados. O analista precisa acessar individualmente múltiplos sistemas legados (GERP, N-FP, GRP e Outlook), baixar planilhas pesadas e manipulá-las diretamente no Microsoft Excel.</w:t>
       </w:r>
     </w:p>
     <w:p>
@@ -3452,104 +3378,7 @@
           <w:rFonts w:ascii="Calibri" w:hAnsi="Calibri"/>
           <w:sz w:val="24"/>
         </w:rPr>
-        <w:t>Em seguida, na Fase 3 e 4, os dados tratados são injetados na planilha Master All via openpyxl e o robô execut</w:t>
-      </w:r>
-      <w:r>
-        <w:rPr>
-          <w:rFonts w:ascii="Calibri" w:hAnsi="Calibri"/>
-          <w:sz w:val="24"/>
-        </w:rPr>
-        <w:t>a a cadeia ordenada de macros VBA. Caso haja nova versão de BOM liberada pela engenharia, o robô executa a sequência completa (Update BOM, Formatar Summary Master, Update Onhand e Update Plan). Caso contrário, executa a sequência padrão (Update Onhand e Up</w:t>
-      </w:r>
-      <w:r>
-        <w:rPr>
-          <w:rFonts w:ascii="Calibri" w:hAnsi="Calibri"/>
-          <w:sz w:val="24"/>
-        </w:rPr>
-        <w:t>date Plan). Na Fase 5, um gateway de decisão valida se a data da aba BOM coincide exatamente com a data da aba Summary Master. Sendo consistente, os relatórios de capacidade diários, semanais e mensais são gerados e publicados automaticamente. Na Fase 6, o</w:t>
-      </w:r>
-      <w:r>
-        <w:rPr>
-          <w:rFonts w:ascii="Calibri" w:hAnsi="Calibri"/>
-          <w:sz w:val="24"/>
-        </w:rPr>
-        <w:t xml:space="preserve"> gestor Felipe Campelo e os analistas atuam no modelo Human-in-the-Loop para tomada de decisões estratégicas de aquisição.</w:t>
-      </w:r>
-    </w:p>
-    <w:p>
-      <w:pPr>
-        <w:spacing w:before="240" w:after="120"/>
-      </w:pPr>
-      <w:r>
-        <w:rPr>
-          <w:rFonts w:ascii="Calibri" w:hAnsi="Calibri"/>
-          <w:b/>
-          <w:sz w:val="26"/>
-        </w:rPr>
-        <w:t>5. Processo AS-IS</w:t>
-      </w:r>
-    </w:p>
-    <w:p>
-      <w:pPr>
-        <w:spacing w:after="120"/>
-        <w:ind w:firstLine="720"/>
-        <w:jc w:val="both"/>
-        <w:rPr>
-          <w:sz w:val="24"/>
-        </w:rPr>
-      </w:pPr>
-      <w:r>
-        <w:rPr>
-          <w:rFonts w:ascii="Calibri" w:hAnsi="Calibri"/>
-          <w:sz w:val="24"/>
-        </w:rPr>
-        <w:lastRenderedPageBreak/>
-        <w:t>No cenário AS-IS, o setor de Suprimentos realiza manualmente todo o processo de consolidação de dados. O analista p</w:t>
-      </w:r>
-      <w:r>
-        <w:rPr>
-          <w:rFonts w:ascii="Calibri" w:hAnsi="Calibri"/>
-          <w:sz w:val="24"/>
-        </w:rPr>
-        <w:t>recisa acessar individualmente múltiplos sistemas legados (GERP, N-FP, GRP e Outlook), baixar planilhas pesadas e manipulá-las diretamente no Microsoft Excel.</w:t>
-      </w:r>
-    </w:p>
-    <w:p>
-      <w:pPr>
-        <w:spacing w:after="120"/>
-        <w:ind w:firstLine="720"/>
-        <w:jc w:val="both"/>
-        <w:rPr>
-          <w:sz w:val="24"/>
-        </w:rPr>
-      </w:pPr>
-      <w:r>
-        <w:rPr>
-          <w:rFonts w:ascii="Calibri" w:hAnsi="Calibri"/>
-          <w:sz w:val="24"/>
-        </w:rPr>
-        <w:t>Esse processo depende de intensa ação manual: abrir a Master All do dia anterior e limpar dados a</w:t>
-      </w:r>
-      <w:r>
-        <w:rPr>
-          <w:rFonts w:ascii="Calibri" w:hAnsi="Calibri"/>
-          <w:sz w:val="24"/>
-        </w:rPr>
-        <w:t>ntigos; baixar a planilha de Onhand e colar na aba correspondente; baixar o plano bruto do N-FP, filtrar dias úteis até sábado, expurgar manualmente domingos e feriados, recortar 8 semanas e colar na aba PlanPPH a partir da 2ª célula; disparar a macro de O</w:t>
-      </w:r>
-      <w:r>
-        <w:rPr>
-          <w:rFonts w:ascii="Calibri" w:hAnsi="Calibri"/>
-          <w:sz w:val="24"/>
-        </w:rPr>
-        <w:t>nhand e aguardar 5 minutos de travamento; disparar a macro de Update Plan e aguardar mais 15 minutos; acessar o GERP, baixar o relatório de Delivery Status, apagar manualmente as colunas C a AV e colar os novos dados; checar visualmente se há nova BOM no G</w:t>
-      </w:r>
-      <w:r>
-        <w:rPr>
-          <w:rFonts w:ascii="Calibri" w:hAnsi="Calibri"/>
-          <w:sz w:val="24"/>
-        </w:rPr>
-        <w:t>ERP e, se houver, rodar macros de formatação que travam o computador por até 25 minutos; e, finalmente, comparar visualmente as datas da aba BOM e Summary Master antes de compilar os relatórios para os fornecedores.</w:t>
+        <w:t>Esse processo depende de intensa ação manual: abrir a Master All do dia anterior e limpar dados antigos; baixar a planilha de Onhand e colar na aba correspondente; baixar o plano bruto do N-FP, filtrar dias úteis até sábado, expurgar manualmente domingos e feriados, recortar 8 semanas e colar na aba PlanPPH a partir da 2ª célula; disparar a macro de Onhand e aguardar 5 minutos de travamento; disparar a macro de Update Plan e aguardar mais 15 minutos; acessar o GERP, baixar o relatório de Delivery Status, apagar manualmente as colunas C a AV e colar os novos dados; checar visualmente se há nova BOM no GERP e, se houver, rodar macros de formatação que travam o computador por até 25 minutos; e, finalmente, comparar visualmente as datas da aba BOM e Summary Master antes de compilar os relatórios para os fornecedores.</w:t>
       </w:r>
     </w:p>
     <w:p>
@@ -3567,14 +3396,7 @@
           <w:rFonts w:ascii="Calibri" w:hAnsi="Calibri"/>
           <w:sz w:val="24"/>
         </w:rPr>
-        <w:t xml:space="preserve">Receber arquivos de estoques e plano de </w:t>
-      </w:r>
-      <w:r>
-        <w:rPr>
-          <w:rFonts w:ascii="Calibri" w:hAnsi="Calibri"/>
-          <w:sz w:val="24"/>
-        </w:rPr>
-        <w:t>produção por e-mail e sistemas;</w:t>
+        <w:t>Receber arquivos de estoques e plano de produção por e-mail e sistemas;</w:t>
       </w:r>
     </w:p>
     <w:p>
@@ -3646,14 +3468,7 @@
           <w:rFonts w:ascii="Calibri" w:hAnsi="Calibri"/>
           <w:sz w:val="24"/>
         </w:rPr>
-        <w:t>Filtrar período D+13 dias até</w:t>
-      </w:r>
-      <w:r>
-        <w:rPr>
-          <w:rFonts w:ascii="Calibri" w:hAnsi="Calibri"/>
-          <w:sz w:val="24"/>
-        </w:rPr>
-        <w:t xml:space="preserve"> sábado e expurgar domingos e feriados;</w:t>
+        <w:t>Filtrar período D+13 dias até sábado e expurgar domingos e feriados;</w:t>
       </w:r>
     </w:p>
     <w:p>
@@ -3725,14 +3540,7 @@
           <w:rFonts w:ascii="Calibri" w:hAnsi="Calibri"/>
           <w:sz w:val="24"/>
         </w:rPr>
-        <w:t xml:space="preserve">Disparar </w:t>
-      </w:r>
-      <w:r>
-        <w:rPr>
-          <w:rFonts w:ascii="Calibri" w:hAnsi="Calibri"/>
-          <w:sz w:val="24"/>
-        </w:rPr>
-        <w:t>manualmente macro Update Plan (espera de 12 a 15 minutos);</w:t>
+        <w:t>Disparar manualmente macro Update Plan (espera de 12 a 15 minutos);</w:t>
       </w:r>
     </w:p>
     <w:p>
@@ -3786,14 +3594,7 @@
           <w:rFonts w:ascii="Calibri" w:hAnsi="Calibri"/>
           <w:sz w:val="24"/>
         </w:rPr>
-        <w:t xml:space="preserve">Se houver BOM: rodar Update BOM (1 </w:t>
-      </w:r>
-      <w:r>
-        <w:rPr>
-          <w:rFonts w:ascii="Calibri" w:hAnsi="Calibri"/>
-          <w:sz w:val="24"/>
-        </w:rPr>
-        <w:t>min) e Formatar Summary Master (25 min);</w:t>
+        <w:t>Se houver BOM: rodar Update BOM (1 min) e Formatar Summary Master (25 min);</w:t>
       </w:r>
     </w:p>
     <w:p>
@@ -3811,6 +3612,7 @@
           <w:rFonts w:ascii="Calibri" w:hAnsi="Calibri"/>
           <w:sz w:val="24"/>
         </w:rPr>
+        <w:lastRenderedPageBreak/>
         <w:t>Conferir visualmente se a data da aba BOM coincide com a aba Summary Master;</w:t>
       </w:r>
     </w:p>
@@ -3847,14 +3649,7 @@
           <w:rFonts w:ascii="Calibri" w:hAnsi="Calibri"/>
           <w:sz w:val="24"/>
         </w:rPr>
-        <w:t>Repetir a atualização da aba Delivery Status a cada 20 min</w:t>
-      </w:r>
-      <w:r>
-        <w:rPr>
-          <w:rFonts w:ascii="Calibri" w:hAnsi="Calibri"/>
-          <w:sz w:val="24"/>
-        </w:rPr>
-        <w:t>utos ao longo do dia.</w:t>
+        <w:t>Repetir a atualização da aba Delivery Status a cada 20 minutos ao longo do dia.</w:t>
       </w:r>
     </w:p>
     <w:p>
@@ -3872,29 +3667,23 @@
           <w:rFonts w:ascii="Calibri" w:hAnsi="Calibri"/>
           <w:sz w:val="24"/>
         </w:rPr>
-        <w:t>No processo AS-IS, a equipe de Suprimentos gasta entre 35 e 50 minutos na criação da primeira planilha da manhã e acumula mais de 12 horas semanais por colaborador apenas em atividades repetitivas. Esse modelo apresenta graves gargalo</w:t>
-      </w:r>
+        <w:t xml:space="preserve">No processo AS-IS, a equipe de Suprimentos gasta entre 35 e 50 minutos na criação da primeira planilha da manhã e acumula mais de 12 horas semanais por colaborador apenas em atividades repetitivas. Esse modelo apresenta graves gargalos operacionais: alta vulnerabilidade a erros de digitação e exclusão de colunas, congelamentos constantes do Microsoft Excel devido à sobrecarga de macros VBA e desatualização das notas fiscais entregues na portaria, aumentando o risco de paradas nas linhas de </w:t>
+      </w:r>
+      <w:proofErr w:type="spellStart"/>
       <w:r>
         <w:rPr>
           <w:rFonts w:ascii="Calibri" w:hAnsi="Calibri"/>
           <w:sz w:val="24"/>
         </w:rPr>
-        <w:t xml:space="preserve">s operacionais: alta vulnerabilidade a erros de digitação e exclusão de colunas, congelamentos constantes do Microsoft Excel devido à sobrecarga de macros VBA e desatualização das notas fiscais </w:t>
-      </w:r>
+        <w:t>montagem</w:t>
+      </w:r>
+      <w:proofErr w:type="spellEnd"/>
       <w:r>
         <w:rPr>
           <w:rFonts w:ascii="Calibri" w:hAnsi="Calibri"/>
           <w:sz w:val="24"/>
         </w:rPr>
-        <w:lastRenderedPageBreak/>
-        <w:t>entregues na portaria, aumentando o risco de paradas nas linha</w:t>
-      </w:r>
-      <w:r>
-        <w:rPr>
-          <w:rFonts w:ascii="Calibri" w:hAnsi="Calibri"/>
-          <w:sz w:val="24"/>
-        </w:rPr>
-        <w:t xml:space="preserve">s de montagem da </w:t>
+        <w:t xml:space="preserve"> da </w:t>
       </w:r>
       <w:proofErr w:type="spellStart"/>
       <w:r>
@@ -4085,21 +3874,7 @@
           <w:rFonts w:ascii="Calibri" w:hAnsi="Calibri"/>
           <w:sz w:val="24"/>
         </w:rPr>
-        <w:t>No cenário TO-BE, a solução de Hyperautomation assume a execução de ponta a ponta das etapas operacionais e repetitivas de Suprimentos. O orquestrador dispara automaticamente a rotina às 07:30h da manhã</w:t>
-      </w:r>
-      <w:r>
-        <w:rPr>
-          <w:rFonts w:ascii="Calibri" w:hAnsi="Calibri"/>
-          <w:sz w:val="24"/>
-        </w:rPr>
-        <w:t xml:space="preserve">, coleta os 5 arquivos de entrada, realiza o processamento matricial com Pandas em segundos, injeta os dados estruturados na planilha Master All, gerencia o disparo assíncrono das macros VBA, valida a integridade das bases e publica os relatórios diários, </w:t>
-      </w:r>
-      <w:r>
-        <w:rPr>
-          <w:rFonts w:ascii="Calibri" w:hAnsi="Calibri"/>
-          <w:sz w:val="24"/>
-        </w:rPr>
-        <w:t>semanais e mensais de capacidade por fornecedor.</w:t>
+        <w:t>No cenário TO-BE, a solução de Hyperautomation assume a execução de ponta a ponta das etapas operacionais e repetitivas de Suprimentos. O orquestrador dispara automaticamente a rotina às 07:30h da manhã, coleta os 5 arquivos de entrada, realiza o processamento matricial com Pandas em segundos, injeta os dados estruturados na planilha Master All, gerencia o disparo assíncrono das macros VBA, valida a integridade das bases e publica os relatórios diários, semanais e mensais de capacidade por fornecedor.</w:t>
       </w:r>
     </w:p>
     <w:p>
@@ -4116,14 +3891,7 @@
           <w:rFonts w:ascii="Calibri" w:hAnsi="Calibri"/>
           <w:sz w:val="24"/>
         </w:rPr>
-        <w:t>Esse fluxo atende plenamente ao desafio corporativo da LG Electronics, garantindo automação determinística, precisão matemática nos saldos de estoques, atualização contínua de entregas a cada 20 minutos e at</w:t>
-      </w:r>
-      <w:r>
-        <w:rPr>
-          <w:rFonts w:ascii="Calibri" w:hAnsi="Calibri"/>
-          <w:sz w:val="24"/>
-        </w:rPr>
-        <w:t>uação do time no modelo Human-in-the-Loop.</w:t>
+        <w:t>Esse fluxo atende plenamente ao desafio corporativo da LG Electronics, garantindo automação determinística, precisão matemática nos saldos de estoques, atualização contínua de entregas a cada 20 minutos e atuação do time no modelo Human-in-the-Loop.</w:t>
       </w:r>
     </w:p>
     <w:p>
@@ -4177,14 +3945,7 @@
           <w:rFonts w:ascii="Calibri" w:hAnsi="Calibri"/>
           <w:sz w:val="24"/>
         </w:rPr>
-        <w:t>Monitor de e-mail e leitor de arquivos capturam saldos de fornecedo</w:t>
-      </w:r>
-      <w:r>
-        <w:rPr>
-          <w:rFonts w:ascii="Calibri" w:hAnsi="Calibri"/>
-          <w:sz w:val="24"/>
-        </w:rPr>
-        <w:t>res, N-FP e Onhand LG;</w:t>
+        <w:t>Monitor de e-mail e leitor de arquivos capturam saldos de fornecedores, N-FP e Onhand LG;</w:t>
       </w:r>
     </w:p>
     <w:p>
@@ -4238,14 +3999,7 @@
           <w:rFonts w:ascii="Calibri" w:hAnsi="Calibri"/>
           <w:sz w:val="24"/>
         </w:rPr>
-        <w:t>Segmentação automatizada de 8 semanas de planejamento e períodos mensai</w:t>
-      </w:r>
-      <w:r>
-        <w:rPr>
-          <w:rFonts w:ascii="Calibri" w:hAnsi="Calibri"/>
-          <w:sz w:val="24"/>
-        </w:rPr>
-        <w:t>s subsequentes;</w:t>
+        <w:t>Segmentação automatizada de 8 semanas de planejamento e períodos mensais subsequentes;</w:t>
       </w:r>
     </w:p>
     <w:p>
@@ -4263,6 +4017,7 @@
           <w:rFonts w:ascii="Calibri" w:hAnsi="Calibri"/>
           <w:sz w:val="24"/>
         </w:rPr>
+        <w:lastRenderedPageBreak/>
         <w:t>Exclusão vetorizada das colunas C a AV na aba Delivery Status, preservando fórmulas A e B;</w:t>
       </w:r>
     </w:p>
@@ -4317,14 +4072,7 @@
           <w:rFonts w:ascii="Calibri" w:hAnsi="Calibri"/>
           <w:sz w:val="24"/>
         </w:rPr>
-        <w:t xml:space="preserve">Validação </w:t>
-      </w:r>
-      <w:r>
-        <w:rPr>
-          <w:rFonts w:ascii="Calibri" w:hAnsi="Calibri"/>
-          <w:sz w:val="24"/>
-        </w:rPr>
-        <w:t>de integridade automática entre a data da aba BOM e da aba Summary Master;</w:t>
+        <w:t>Validação de integridade automática entre a data da aba BOM e da aba Summary Master;</w:t>
       </w:r>
     </w:p>
     <w:p>
@@ -4378,15 +4126,7 @@
           <w:rFonts w:ascii="Calibri" w:hAnsi="Calibri"/>
           <w:sz w:val="24"/>
         </w:rPr>
-        <w:lastRenderedPageBreak/>
-        <w:t>Dispa</w:t>
-      </w:r>
-      <w:r>
-        <w:rPr>
-          <w:rFonts w:ascii="Calibri" w:hAnsi="Calibri"/>
-          <w:sz w:val="24"/>
-        </w:rPr>
-        <w:t>ro de notificações estruturadas e alertas para revisão estratégica da equipe.</w:t>
+        <w:t>Disparo de notificações estruturadas e alertas para revisão estratégica da equipe.</w:t>
       </w:r>
     </w:p>
     <w:p>
@@ -4530,14 +4270,7 @@
                 <w:rFonts w:ascii="Calibri" w:hAnsi="Calibri"/>
                 <w:sz w:val="20"/>
               </w:rPr>
-              <w:t xml:space="preserve">Linguagem principal utilizada </w:t>
-            </w:r>
-            <w:r>
-              <w:rPr>
-                <w:rFonts w:ascii="Calibri" w:hAnsi="Calibri"/>
-                <w:sz w:val="20"/>
-              </w:rPr>
-              <w:t>para o desenvolvimento de todo o ecossistema de automação</w:t>
+              <w:t>Linguagem principal utilizada para o desenvolvimento de todo o ecossistema de automação</w:t>
             </w:r>
           </w:p>
         </w:tc>
@@ -4643,14 +4376,7 @@
                 <w:rFonts w:ascii="Calibri" w:hAnsi="Calibri"/>
                 <w:sz w:val="20"/>
               </w:rPr>
-              <w:t xml:space="preserve">Injeção estruturada de dados na planilha Master All e despacho assíncrono de </w:t>
-            </w:r>
-            <w:r>
-              <w:rPr>
-                <w:rFonts w:ascii="Calibri" w:hAnsi="Calibri"/>
-                <w:sz w:val="20"/>
-              </w:rPr>
-              <w:t>macros VBA</w:t>
+              <w:t>Injeção estruturada de dados na planilha Master All e despacho assíncrono de macros VBA</w:t>
             </w:r>
           </w:p>
         </w:tc>
@@ -4844,14 +4570,7 @@
                 <w:rFonts w:ascii="Calibri" w:hAnsi="Calibri"/>
                 <w:sz w:val="20"/>
               </w:rPr>
-              <w:t>Execução de suíte de</w:t>
-            </w:r>
-            <w:r>
-              <w:rPr>
-                <w:rFonts w:ascii="Calibri" w:hAnsi="Calibri"/>
-                <w:sz w:val="20"/>
-              </w:rPr>
-              <w:t xml:space="preserve"> testes unitários e de integração para validação de regras de negócio</w:t>
+              <w:t>Execução de suíte de testes unitários e de integração para validação de regras de negócio</w:t>
             </w:r>
           </w:p>
         </w:tc>
@@ -4927,6 +4646,7 @@
                 <w:b/>
                 <w:sz w:val="20"/>
               </w:rPr>
+              <w:lastRenderedPageBreak/>
               <w:t>Git</w:t>
             </w:r>
             <w:proofErr w:type="spellEnd"/>
@@ -4984,15 +4704,7 @@
                 <w:b/>
                 <w:sz w:val="20"/>
               </w:rPr>
-              <w:t xml:space="preserve">VS </w:t>
-            </w:r>
-            <w:r>
-              <w:rPr>
-                <w:rFonts w:ascii="Calibri" w:hAnsi="Calibri"/>
-                <w:b/>
-                <w:sz w:val="20"/>
-              </w:rPr>
-              <w:t>Code</w:t>
+              <w:t>VS Code</w:t>
             </w:r>
           </w:p>
         </w:tc>
@@ -5038,22 +4750,55 @@
           <w:rFonts w:ascii="Calibri" w:hAnsi="Calibri"/>
           <w:sz w:val="24"/>
         </w:rPr>
-        <w:t>A equipe optou por estruturar a solução combinando a velocidade de processamento do Pandas com a confiabilidade da automação web via Playwright. Essa abordagem modular permite pro</w:t>
-      </w:r>
+        <w:t xml:space="preserve">A equipe optou por estruturar a solução combinando a velocidade de processamento do Pandas com a confiabilidade da automação web via Playwright. Essa abordagem modular permite processar mais de 15.000 linhas de dados em menos de 2 segundos, eliminando a dependência de digitação manual e garantindo perfeita integração com </w:t>
+      </w:r>
+      <w:proofErr w:type="spellStart"/>
       <w:r>
         <w:rPr>
           <w:rFonts w:ascii="Calibri" w:hAnsi="Calibri"/>
           <w:sz w:val="24"/>
         </w:rPr>
-        <w:t xml:space="preserve">cessar mais de 15.000 linhas de dados em menos de 2 segundos, eliminando a </w:t>
-      </w:r>
+        <w:t>os</w:t>
+      </w:r>
+      <w:proofErr w:type="spellEnd"/>
       <w:r>
         <w:rPr>
           <w:rFonts w:ascii="Calibri" w:hAnsi="Calibri"/>
           <w:sz w:val="24"/>
         </w:rPr>
-        <w:lastRenderedPageBreak/>
-        <w:t xml:space="preserve">dependência de digitação manual e garantindo perfeita integração com os sistemas corporativos </w:t>
+        <w:t xml:space="preserve"> </w:t>
+      </w:r>
+      <w:proofErr w:type="spellStart"/>
+      <w:r>
+        <w:rPr>
+          <w:rFonts w:ascii="Calibri" w:hAnsi="Calibri"/>
+          <w:sz w:val="24"/>
+        </w:rPr>
+        <w:t>sistemas</w:t>
+      </w:r>
+      <w:proofErr w:type="spellEnd"/>
+      <w:r>
+        <w:rPr>
+          <w:rFonts w:ascii="Calibri" w:hAnsi="Calibri"/>
+          <w:sz w:val="24"/>
+        </w:rPr>
+        <w:t xml:space="preserve"> </w:t>
+      </w:r>
+      <w:proofErr w:type="spellStart"/>
+      <w:r>
+        <w:rPr>
+          <w:rFonts w:ascii="Calibri" w:hAnsi="Calibri"/>
+          <w:sz w:val="24"/>
+        </w:rPr>
+        <w:t>corporativos</w:t>
+      </w:r>
+      <w:proofErr w:type="spellEnd"/>
+      <w:r>
+        <w:rPr>
+          <w:rFonts w:ascii="Calibri" w:hAnsi="Calibri"/>
+          <w:sz w:val="24"/>
+        </w:rPr>
+        <w:t xml:space="preserve"> </w:t>
       </w:r>
       <w:proofErr w:type="spellStart"/>
       <w:r>
@@ -5102,27 +4847,12 @@
           <w:sz w:val="24"/>
         </w:rPr>
       </w:pPr>
-      <w:bookmarkStart w:id="0" w:name="_GoBack"/>
       <w:r>
         <w:rPr>
           <w:rFonts w:ascii="Calibri" w:hAnsi="Calibri"/>
           <w:sz w:val="24"/>
         </w:rPr>
-        <w:t xml:space="preserve">A atividade permitiu consolidar com excelência o projeto de Hyperautomation para o </w:t>
-      </w:r>
-      <w:r>
-        <w:rPr>
-          <w:rFonts w:ascii="Calibri" w:hAnsi="Calibri"/>
-          <w:sz w:val="24"/>
-        </w:rPr>
-        <w:t>processo de MRP em Suprimentos da LG Electronics. A solução desenvolvida automatiza etapas críticas que antes eram manuais e exaustivas, como a coleta de 5 bases dispersas, higienização de matrizes temporais, manipulação do Excel, execução de macros e conf</w:t>
-      </w:r>
-      <w:r>
-        <w:rPr>
-          <w:rFonts w:ascii="Calibri" w:hAnsi="Calibri"/>
-          <w:sz w:val="24"/>
-        </w:rPr>
-        <w:t>erência visual de integridade.</w:t>
+        <w:t>A atividade permitiu consolidar com excelência o projeto de Hyperautomation para o processo de MRP em Suprimentos da LG Electronics. A solução desenvolvida automatiza etapas críticas que antes eram manuais e exaustivas, como a coleta de 5 bases dispersas, higienização de matrizes temporais, manipulação do Excel, execução de macros e conferência visual de integridade.</w:t>
       </w:r>
     </w:p>
     <w:p>
@@ -5139,23 +4869,8 @@
           <w:rFonts w:ascii="Calibri" w:hAnsi="Calibri"/>
           <w:sz w:val="24"/>
         </w:rPr>
-        <w:t xml:space="preserve">O projeto proporciona resultados altamente expressivos: liberação de 1 FTE em horas de trabalho operacional, redução projetada de 90% nos erros de digitação e recorte temporal, redução no tempo de geração da 1ª Master All de </w:t>
-      </w:r>
-      <w:r>
-        <w:rPr>
-          <w:rFonts w:ascii="Calibri" w:hAnsi="Calibri"/>
-          <w:sz w:val="24"/>
-        </w:rPr>
-        <w:t xml:space="preserve">50 minutos para menos de 6 minutos e mitigação completa dos riscos de parada de fábrica por rupturas de estoque. Com isso, o setor de Suprimentos passa a operar com dados em tempo real, conferindo maior agilidade, confiabilidade e inteligência estratégica </w:t>
-      </w:r>
-      <w:r>
-        <w:rPr>
-          <w:rFonts w:ascii="Calibri" w:hAnsi="Calibri"/>
-          <w:sz w:val="24"/>
-        </w:rPr>
-        <w:t>à cadeia de suprimentos da LG em Manaus.</w:t>
-      </w:r>
-      <w:bookmarkEnd w:id="0"/>
+        <w:t>O projeto proporciona resultados altamente expressivos: liberação de 1 FTE em horas de trabalho operacional, redução projetada de 90% nos erros de digitação e recorte temporal, redução no tempo de geração da 1ª Master All de 50 minutos para menos de 6 minutos e mitigação completa dos riscos de parada de fábrica por rupturas de estoque. Com isso, o setor de Suprimentos passa a operar com dados em tempo real, conferindo maior agilidade, confiabilidade e inteligência estratégica à cadeia de suprimentos da LG em Manaus.</w:t>
+      </w:r>
     </w:p>
     <w:sectPr>
       <w:pgSz w:w="12240" w:h="15840"/>
@@ -17421,7 +17136,7 @@
 </file>
 
 <file path=customXml/itemProps1.xml><?xml version="1.0" encoding="utf-8"?>
-<ds:datastoreItem xmlns:ds="http://schemas.openxmlformats.org/officeDocument/2006/customXml" ds:itemID="{27E80E0A-3122-4C51-8CA8-CB7A972F7BDF}">
+<ds:datastoreItem xmlns:ds="http://schemas.openxmlformats.org/officeDocument/2006/customXml" ds:itemID="{31EC35C3-AFC6-47B5-B2C7-49DDF4D1BC37}">
   <ds:schemaRefs>
     <ds:schemaRef ds:uri="http://schemas.openxmlformats.org/officeDocument/2006/bibliography"/>
   </ds:schemaRefs>
